--- a/lab1/piaa.docx
+++ b/lab1/piaa.docx
@@ -10,6 +10,7 @@
         <w:rPr>
           <w:b/>
           <w:caps/>
+          <w:color w:val="000000"/>
           <w:sz w:val="28"/>
           <w:szCs w:val="28"/>
         </w:rPr>
@@ -18,6 +19,7 @@
         <w:rPr>
           <w:b/>
           <w:caps/>
+          <w:color w:val="000000"/>
           <w:sz w:val="28"/>
           <w:szCs w:val="28"/>
         </w:rPr>
@@ -439,6 +441,7 @@
         <w:rPr>
           <w:b/>
           <w:caps/>
+          <w:color w:val="000000"/>
           <w:sz w:val="28"/>
           <w:szCs w:val="28"/>
         </w:rPr>
@@ -447,6 +450,7 @@
         <w:rPr>
           <w:b/>
           <w:caps/>
+          <w:color w:val="000000"/>
           <w:sz w:val="28"/>
           <w:szCs w:val="28"/>
         </w:rPr>
@@ -469,6 +473,7 @@
         <w:rPr>
           <w:b/>
           <w:caps/>
+          <w:color w:val="000000"/>
           <w:sz w:val="28"/>
           <w:szCs w:val="28"/>
         </w:rPr>
@@ -483,6 +488,7 @@
         <w:rPr>
           <w:b/>
           <w:caps/>
+          <w:color w:val="000000"/>
           <w:sz w:val="28"/>
           <w:szCs w:val="28"/>
         </w:rPr>
@@ -491,6 +497,7 @@
         <w:rPr>
           <w:b/>
           <w:caps/>
+          <w:color w:val="000000"/>
           <w:sz w:val="28"/>
           <w:szCs w:val="28"/>
         </w:rPr>
@@ -511,6 +518,7 @@
       <w:r>
         <w:rPr>
           <w:b/>
+          <w:color w:val="000000"/>
           <w:sz w:val="28"/>
           <w:szCs w:val="28"/>
         </w:rPr>
@@ -519,7 +527,7 @@
       <w:r>
         <w:rPr>
           <w:b/>
-          <w:color w:val="FF0000"/>
+          <w:color w:val="000000"/>
           <w:sz w:val="28"/>
           <w:szCs w:val="28"/>
         </w:rPr>
@@ -534,6 +542,7 @@
         <w:rPr>
           <w:b/>
           <w:caps/>
+          <w:color w:val="000000"/>
           <w:sz w:val="28"/>
           <w:szCs w:val="28"/>
         </w:rPr>
@@ -542,6 +551,7 @@
         <w:rPr>
           <w:b/>
           <w:caps/>
+          <w:color w:val="000000"/>
           <w:sz w:val="28"/>
           <w:szCs w:val="28"/>
         </w:rPr>
@@ -555,6 +565,7 @@
         <w:rPr>
           <w:b/>
           <w:caps/>
+          <w:color w:val="000000"/>
           <w:sz w:val="28"/>
           <w:szCs w:val="28"/>
         </w:rPr>
@@ -563,6 +574,7 @@
         <w:rPr>
           <w:b/>
           <w:caps/>
+          <w:color w:val="000000"/>
           <w:sz w:val="28"/>
           <w:szCs w:val="28"/>
         </w:rPr>
@@ -574,12 +586,14 @@
         <w:spacing w:lineRule="auto" w:line="360"/>
         <w:jc w:val="center"/>
         <w:rPr>
-          <w:sz w:val="28"/>
-          <w:szCs w:val="28"/>
-        </w:rPr>
-      </w:pPr>
-      <w:r>
-        <w:rPr>
+          <w:color w:val="000000"/>
+          <w:sz w:val="28"/>
+          <w:szCs w:val="28"/>
+        </w:rPr>
+      </w:pPr>
+      <w:r>
+        <w:rPr>
+          <w:color w:val="000000"/>
           <w:sz w:val="28"/>
           <w:szCs w:val="28"/>
         </w:rPr>
@@ -591,12 +605,14 @@
         <w:spacing w:lineRule="auto" w:line="360"/>
         <w:jc w:val="center"/>
         <w:rPr>
-          <w:sz w:val="28"/>
-          <w:szCs w:val="28"/>
-        </w:rPr>
-      </w:pPr>
-      <w:r>
-        <w:rPr>
+          <w:color w:val="000000"/>
+          <w:sz w:val="28"/>
+          <w:szCs w:val="28"/>
+        </w:rPr>
+      </w:pPr>
+      <w:r>
+        <w:rPr>
+          <w:color w:val="000000"/>
           <w:sz w:val="28"/>
           <w:szCs w:val="28"/>
         </w:rPr>
@@ -608,12 +624,14 @@
         <w:spacing w:lineRule="auto" w:line="360"/>
         <w:jc w:val="center"/>
         <w:rPr>
-          <w:sz w:val="28"/>
-          <w:szCs w:val="28"/>
-        </w:rPr>
-      </w:pPr>
-      <w:r>
-        <w:rPr>
+          <w:color w:val="000000"/>
+          <w:sz w:val="28"/>
+          <w:szCs w:val="28"/>
+        </w:rPr>
+      </w:pPr>
+      <w:r>
+        <w:rPr>
+          <w:color w:val="000000"/>
           <w:sz w:val="28"/>
           <w:szCs w:val="28"/>
         </w:rPr>
@@ -625,12 +643,14 @@
         <w:spacing w:lineRule="auto" w:line="360"/>
         <w:jc w:val="center"/>
         <w:rPr>
-          <w:sz w:val="28"/>
-          <w:szCs w:val="28"/>
-        </w:rPr>
-      </w:pPr>
-      <w:r>
-        <w:rPr>
+          <w:color w:val="000000"/>
+          <w:sz w:val="28"/>
+          <w:szCs w:val="28"/>
+        </w:rPr>
+      </w:pPr>
+      <w:r>
+        <w:rPr>
+          <w:color w:val="000000"/>
           <w:sz w:val="28"/>
           <w:szCs w:val="28"/>
         </w:rPr>
@@ -642,12 +662,14 @@
         <w:spacing w:lineRule="auto" w:line="360"/>
         <w:jc w:val="center"/>
         <w:rPr>
-          <w:sz w:val="28"/>
-          <w:szCs w:val="28"/>
-        </w:rPr>
-      </w:pPr>
-      <w:r>
-        <w:rPr>
+          <w:color w:val="000000"/>
+          <w:sz w:val="28"/>
+          <w:szCs w:val="28"/>
+        </w:rPr>
+      </w:pPr>
+      <w:r>
+        <w:rPr>
+          <w:color w:val="000000"/>
           <w:sz w:val="28"/>
           <w:szCs w:val="28"/>
         </w:rPr>
@@ -669,6 +691,7 @@
         <w:rPr>
           <w:rStyle w:val="Style16"/>
           <w:caps/>
+          <w:color w:val="000000"/>
           <w:szCs w:val="28"/>
         </w:rPr>
         <w:t>отчет</w:t>
@@ -679,11 +702,14 @@
         <w:pStyle w:val="Normal"/>
         <w:spacing w:lineRule="auto" w:line="360"/>
         <w:jc w:val="center"/>
-        <w:rPr/>
+        <w:rPr>
+          <w:color w:val="000000"/>
+        </w:rPr>
       </w:pPr>
       <w:r>
         <w:rPr>
           <w:b/>
+          <w:color w:val="000000"/>
           <w:sz w:val="28"/>
           <w:szCs w:val="28"/>
         </w:rPr>
@@ -692,7 +718,7 @@
       <w:r>
         <w:rPr>
           <w:b/>
-          <w:color w:val="FF0000"/>
+          <w:color w:val="000000"/>
           <w:sz w:val="28"/>
           <w:szCs w:val="28"/>
         </w:rPr>
@@ -701,7 +727,7 @@
       <w:r>
         <w:rPr>
           <w:b/>
-          <w:color w:val="FF0000"/>
+          <w:color w:val="000000"/>
           <w:sz w:val="28"/>
           <w:szCs w:val="28"/>
         </w:rPr>
@@ -720,6 +746,7 @@
           <w:rStyle w:val="Style16"/>
           <w:caps w:val="false"/>
           <w:smallCaps w:val="false"/>
+          <w:color w:val="000000"/>
           <w:sz w:val="28"/>
           <w:szCs w:val="28"/>
         </w:rPr>
@@ -730,7 +757,7 @@
           <w:rStyle w:val="Style16"/>
           <w:caps w:val="false"/>
           <w:smallCaps w:val="false"/>
-          <w:color w:val="FF0000"/>
+          <w:color w:val="000000"/>
           <w:sz w:val="28"/>
           <w:szCs w:val="28"/>
         </w:rPr>
@@ -743,12 +770,14 @@
         <w:spacing w:lineRule="auto" w:line="360"/>
         <w:jc w:val="center"/>
         <w:rPr>
-          <w:sz w:val="28"/>
-          <w:szCs w:val="28"/>
-        </w:rPr>
-      </w:pPr>
-      <w:r>
-        <w:rPr>
+          <w:color w:val="000000"/>
+          <w:sz w:val="28"/>
+          <w:szCs w:val="28"/>
+        </w:rPr>
+      </w:pPr>
+      <w:r>
+        <w:rPr>
+          <w:color w:val="000000"/>
           <w:sz w:val="28"/>
           <w:szCs w:val="28"/>
         </w:rPr>
@@ -760,12 +789,14 @@
         <w:spacing w:lineRule="auto" w:line="360"/>
         <w:jc w:val="center"/>
         <w:rPr>
-          <w:sz w:val="28"/>
-          <w:szCs w:val="28"/>
-        </w:rPr>
-      </w:pPr>
-      <w:r>
-        <w:rPr>
+          <w:color w:val="000000"/>
+          <w:sz w:val="28"/>
+          <w:szCs w:val="28"/>
+        </w:rPr>
+      </w:pPr>
+      <w:r>
+        <w:rPr>
+          <w:color w:val="000000"/>
           <w:sz w:val="28"/>
           <w:szCs w:val="28"/>
         </w:rPr>
@@ -777,12 +808,14 @@
         <w:spacing w:lineRule="auto" w:line="360"/>
         <w:jc w:val="center"/>
         <w:rPr>
-          <w:sz w:val="28"/>
-          <w:szCs w:val="28"/>
-        </w:rPr>
-      </w:pPr>
-      <w:r>
-        <w:rPr>
+          <w:color w:val="000000"/>
+          <w:sz w:val="28"/>
+          <w:szCs w:val="28"/>
+        </w:rPr>
+      </w:pPr>
+      <w:r>
+        <w:rPr>
+          <w:color w:val="000000"/>
           <w:sz w:val="28"/>
           <w:szCs w:val="28"/>
         </w:rPr>
@@ -794,12 +827,14 @@
         <w:spacing w:lineRule="auto" w:line="360"/>
         <w:jc w:val="center"/>
         <w:rPr>
-          <w:sz w:val="28"/>
-          <w:szCs w:val="28"/>
-        </w:rPr>
-      </w:pPr>
-      <w:r>
-        <w:rPr>
+          <w:color w:val="000000"/>
+          <w:sz w:val="28"/>
+          <w:szCs w:val="28"/>
+        </w:rPr>
+      </w:pPr>
+      <w:r>
+        <w:rPr>
+          <w:color w:val="000000"/>
           <w:sz w:val="28"/>
           <w:szCs w:val="28"/>
         </w:rPr>
@@ -836,10 +871,13 @@
           <w:p>
             <w:pPr>
               <w:pStyle w:val="Normal"/>
-              <w:rPr/>
+              <w:rPr>
+                <w:color w:val="000000"/>
+              </w:rPr>
             </w:pPr>
             <w:r>
               <w:rPr>
+                <w:color w:val="000000"/>
                 <w:sz w:val="28"/>
                 <w:szCs w:val="28"/>
               </w:rPr>
@@ -847,7 +885,7 @@
             </w:r>
             <w:r>
               <w:rPr>
-                <w:color w:val="FF0000"/>
+                <w:color w:val="000000"/>
                 <w:sz w:val="28"/>
                 <w:szCs w:val="28"/>
               </w:rPr>
@@ -868,12 +906,14 @@
               <w:pStyle w:val="Normal"/>
               <w:snapToGrid w:val="false"/>
               <w:rPr>
+                <w:color w:val="000000"/>
                 <w:sz w:val="28"/>
                 <w:szCs w:val="28"/>
               </w:rPr>
             </w:pPr>
             <w:r>
               <w:rPr>
+                <w:color w:val="000000"/>
                 <w:sz w:val="28"/>
                 <w:szCs w:val="28"/>
               </w:rPr>
@@ -891,14 +931,14 @@
               <w:pStyle w:val="Normal"/>
               <w:jc w:val="center"/>
               <w:rPr>
-                <w:color w:val="FF0000"/>
+                <w:color w:val="000000"/>
                 <w:sz w:val="28"/>
                 <w:szCs w:val="28"/>
               </w:rPr>
             </w:pPr>
             <w:r>
               <w:rPr>
-                <w:color w:val="FF0000"/>
+                <w:color w:val="000000"/>
                 <w:sz w:val="28"/>
                 <w:szCs w:val="28"/>
               </w:rPr>
@@ -927,6 +967,7 @@
             </w:pPr>
             <w:r>
               <w:rPr>
+                <w:color w:val="000000"/>
                 <w:sz w:val="28"/>
                 <w:szCs w:val="28"/>
               </w:rPr>
@@ -948,12 +989,14 @@
               <w:pStyle w:val="Normal"/>
               <w:snapToGrid w:val="false"/>
               <w:rPr>
+                <w:color w:val="000000"/>
                 <w:sz w:val="28"/>
                 <w:szCs w:val="28"/>
               </w:rPr>
             </w:pPr>
             <w:r>
               <w:rPr>
+                <w:color w:val="000000"/>
                 <w:sz w:val="28"/>
                 <w:szCs w:val="28"/>
               </w:rPr>
@@ -971,14 +1014,14 @@
               <w:pStyle w:val="Normal"/>
               <w:jc w:val="center"/>
               <w:rPr>
-                <w:color w:val="FF0000"/>
+                <w:color w:val="000000"/>
                 <w:sz w:val="28"/>
                 <w:szCs w:val="28"/>
               </w:rPr>
             </w:pPr>
             <w:r>
               <w:rPr>
-                <w:color w:val="FF0000"/>
+                <w:color w:val="000000"/>
                 <w:sz w:val="28"/>
                 <w:szCs w:val="28"/>
               </w:rPr>
@@ -995,6 +1038,7 @@
         <w:jc w:val="center"/>
         <w:rPr>
           <w:bCs/>
+          <w:color w:val="000000"/>
           <w:sz w:val="28"/>
           <w:szCs w:val="28"/>
         </w:rPr>
@@ -1002,6 +1046,7 @@
       <w:r>
         <w:rPr>
           <w:bCs/>
+          <w:color w:val="000000"/>
           <w:sz w:val="28"/>
           <w:szCs w:val="28"/>
         </w:rPr>
@@ -1014,6 +1059,7 @@
         <w:jc w:val="center"/>
         <w:rPr>
           <w:bCs/>
+          <w:color w:val="000000"/>
           <w:sz w:val="28"/>
           <w:szCs w:val="28"/>
         </w:rPr>
@@ -1021,6 +1067,7 @@
       <w:r>
         <w:rPr>
           <w:bCs/>
+          <w:color w:val="000000"/>
           <w:sz w:val="28"/>
           <w:szCs w:val="28"/>
         </w:rPr>
@@ -1034,7 +1081,7 @@
         <w:jc w:val="center"/>
         <w:rPr>
           <w:bCs/>
-          <w:color w:val="FF0000"/>
+          <w:color w:val="000000"/>
           <w:sz w:val="28"/>
           <w:szCs w:val="28"/>
         </w:rPr>
@@ -1042,7 +1089,7 @@
       <w:r>
         <w:rPr>
           <w:bCs/>
-          <w:color w:val="FF0000"/>
+          <w:color w:val="000000"/>
           <w:sz w:val="28"/>
           <w:szCs w:val="28"/>
         </w:rPr>
@@ -1051,7 +1098,7 @@
       <w:r>
         <w:rPr>
           <w:bCs/>
-          <w:color w:val="FF0000"/>
+          <w:color w:val="000000"/>
           <w:sz w:val="28"/>
           <w:szCs w:val="28"/>
         </w:rPr>
@@ -1076,6 +1123,7 @@
       <w:r>
         <w:rPr>
           <w:b/>
+          <w:color w:val="000000"/>
           <w:sz w:val="28"/>
           <w:szCs w:val="28"/>
         </w:rPr>
@@ -1128,7 +1176,7 @@
         <w:rPr>
           <w:rFonts w:ascii="times new roman" w:hAnsi="times new roman"/>
           <w:b/>
-          <w:color w:val="FF0000"/>
+          <w:color w:val="000000"/>
           <w:sz w:val="28"/>
           <w:szCs w:val="28"/>
         </w:rPr>
@@ -1137,7 +1185,7 @@
         <w:rPr>
           <w:rFonts w:ascii="times new roman" w:hAnsi="times new roman"/>
           <w:b/>
-          <w:color w:val="FF0000"/>
+          <w:color w:val="000000"/>
           <w:sz w:val="28"/>
           <w:szCs w:val="28"/>
         </w:rPr>
@@ -1151,6 +1199,7 @@
         <w:jc w:val="both"/>
         <w:rPr>
           <w:b/>
+          <w:color w:val="000000"/>
           <w:sz w:val="28"/>
           <w:szCs w:val="28"/>
         </w:rPr>
@@ -1158,6 +1207,7 @@
       <w:r>
         <w:rPr>
           <w:b/>
+          <w:color w:val="000000"/>
           <w:sz w:val="28"/>
           <w:szCs w:val="28"/>
         </w:rPr>
@@ -1432,6 +1482,7 @@
         <w:jc w:val="both"/>
         <w:rPr>
           <w:b/>
+          <w:color w:val="000000"/>
           <w:sz w:val="28"/>
           <w:szCs w:val="28"/>
         </w:rPr>
@@ -1439,6 +1490,7 @@
       <w:r>
         <w:rPr>
           <w:b/>
+          <w:color w:val="000000"/>
           <w:sz w:val="28"/>
           <w:szCs w:val="28"/>
         </w:rPr>
@@ -2176,6 +2228,7 @@
         <w:jc w:val="both"/>
         <w:rPr>
           <w:b/>
+          <w:color w:val="000000"/>
           <w:sz w:val="28"/>
           <w:szCs w:val="28"/>
         </w:rPr>
@@ -2183,6 +2236,7 @@
       <w:r>
         <w:rPr>
           <w:b/>
+          <w:color w:val="000000"/>
           <w:sz w:val="28"/>
           <w:szCs w:val="28"/>
         </w:rPr>
@@ -2226,14 +2280,14 @@
         <w:jc w:val="both"/>
         <w:rPr>
           <w:i/>
-          <w:color w:val="FF0000"/>
+          <w:color w:val="000000"/>
           <w:szCs w:val="28"/>
         </w:rPr>
       </w:pPr>
       <w:r>
         <w:rPr>
           <w:i/>
-          <w:color w:val="FF0000"/>
+          <w:color w:val="000000"/>
           <w:szCs w:val="28"/>
         </w:rPr>
       </w:r>
@@ -2247,7 +2301,7 @@
         <w:rPr>
           <w:b/>
           <w:i/>
-          <w:color w:val="FF0000"/>
+          <w:color w:val="000000"/>
           <w:sz w:val="28"/>
           <w:szCs w:val="28"/>
         </w:rPr>
@@ -2256,7 +2310,7 @@
         <w:rPr>
           <w:b/>
           <w:i/>
-          <w:color w:val="FF0000"/>
+          <w:color w:val="000000"/>
           <w:sz w:val="28"/>
           <w:szCs w:val="28"/>
         </w:rPr>
@@ -2282,6 +2336,7 @@
           <w:rStyle w:val="Style16"/>
           <w:bCs w:val="false"/>
           <w:caps/>
+          <w:color w:val="000000"/>
         </w:rPr>
         <w:t>Протокол</w:t>
       </w:r>
@@ -2296,7 +2351,7 @@
           <w:rStyle w:val="Style16"/>
           <w:bCs w:val="false"/>
           <w:caps/>
-          <w:color w:val="FF0000"/>
+          <w:color w:val="000000"/>
           <w:sz w:val="28"/>
           <w:szCs w:val="28"/>
         </w:rPr>
@@ -2312,14 +2367,14 @@
         <w:ind w:firstLine="709" w:right="0"/>
         <w:jc w:val="both"/>
         <w:rPr>
-          <w:color w:val="FF0000"/>
-          <w:sz w:val="28"/>
-          <w:szCs w:val="28"/>
-        </w:rPr>
-      </w:pPr>
-      <w:r>
-        <w:rPr>
-          <w:color w:val="FF0000"/>
+          <w:color w:val="000000"/>
+          <w:sz w:val="28"/>
+          <w:szCs w:val="28"/>
+        </w:rPr>
+      </w:pPr>
+      <w:r>
+        <w:rPr>
+          <w:color w:val="000000"/>
           <w:sz w:val="28"/>
           <w:szCs w:val="28"/>
         </w:rPr>
@@ -2333,14 +2388,14 @@
         <w:ind w:firstLine="709" w:right="0"/>
         <w:jc w:val="both"/>
         <w:rPr>
-          <w:color w:val="FF0000"/>
-          <w:sz w:val="28"/>
-          <w:szCs w:val="28"/>
-        </w:rPr>
-      </w:pPr>
-      <w:r>
-        <w:rPr>
-          <w:color w:val="FF0000"/>
+          <w:color w:val="000000"/>
+          <w:sz w:val="28"/>
+          <w:szCs w:val="28"/>
+        </w:rPr>
+      </w:pPr>
+      <w:r>
+        <w:rPr>
+          <w:color w:val="000000"/>
           <w:sz w:val="28"/>
           <w:szCs w:val="28"/>
         </w:rPr>
@@ -2354,14 +2409,14 @@
         <w:ind w:firstLine="709" w:right="0"/>
         <w:jc w:val="both"/>
         <w:rPr>
-          <w:color w:val="FF0000"/>
-          <w:sz w:val="28"/>
-          <w:szCs w:val="28"/>
-        </w:rPr>
-      </w:pPr>
-      <w:r>
-        <w:rPr>
-          <w:color w:val="FF0000"/>
+          <w:color w:val="000000"/>
+          <w:sz w:val="28"/>
+          <w:szCs w:val="28"/>
+        </w:rPr>
+      </w:pPr>
+      <w:r>
+        <w:rPr>
+          <w:color w:val="000000"/>
           <w:sz w:val="28"/>
           <w:szCs w:val="28"/>
         </w:rPr>
@@ -2375,14 +2430,13 @@
         <w:ind w:firstLine="709" w:right="0"/>
         <w:jc w:val="both"/>
         <w:rPr>
-          <w:color w:val="FF0000"/>
-          <w:sz w:val="28"/>
-          <w:szCs w:val="28"/>
-        </w:rPr>
-      </w:pPr>
-      <w:r>
-        <w:rPr>
-          <w:color w:val="FF0000"/>
+          <w:sz w:val="28"/>
+          <w:szCs w:val="28"/>
+        </w:rPr>
+      </w:pPr>
+      <w:r>
+        <w:rPr>
+          <w:color w:val="000000"/>
           <w:sz w:val="28"/>
           <w:szCs w:val="28"/>
         </w:rPr>
@@ -2396,14 +2450,14 @@
         <w:ind w:firstLine="709" w:right="0"/>
         <w:jc w:val="both"/>
         <w:rPr>
-          <w:color w:val="FF0000"/>
-          <w:sz w:val="28"/>
-          <w:szCs w:val="28"/>
-        </w:rPr>
-      </w:pPr>
-      <w:r>
-        <w:rPr>
-          <w:color w:val="FF0000"/>
+          <w:color w:val="000000"/>
+          <w:sz w:val="28"/>
+          <w:szCs w:val="28"/>
+        </w:rPr>
+      </w:pPr>
+      <w:r>
+        <w:rPr>
+          <w:color w:val="000000"/>
           <w:sz w:val="28"/>
           <w:szCs w:val="28"/>
         </w:rPr>
@@ -2455,7 +2509,7 @@
     </w:r>
     <w:r>
       <w:rPr/>
-      <w:t>9</w:t>
+      <w:t>7</w:t>
     </w:r>
     <w:r>
       <w:rPr/>

--- a/lab1/piaa.docx
+++ b/lab1/piaa.docx
@@ -510,11 +510,18 @@
         <w:spacing w:lineRule="auto" w:line="360"/>
         <w:jc w:val="center"/>
         <w:rPr>
+          <w:color w:val="000000"/>
+        </w:rPr>
+      </w:pPr>
+      <w:r>
+        <w:rPr>
           <w:b/>
-          <w:sz w:val="28"/>
-          <w:szCs w:val="28"/>
-        </w:rPr>
-      </w:pPr>
+          <w:color w:val="000000"/>
+          <w:sz w:val="28"/>
+          <w:szCs w:val="28"/>
+        </w:rPr>
+        <w:t xml:space="preserve">Кафедра </w:t>
+      </w:r>
       <w:r>
         <w:rPr>
           <w:b/>
@@ -522,16 +529,7 @@
           <w:sz w:val="28"/>
           <w:szCs w:val="28"/>
         </w:rPr>
-        <w:t xml:space="preserve">Кафедра </w:t>
-      </w:r>
-      <w:r>
-        <w:rPr>
-          <w:b/>
-          <w:color w:val="000000"/>
-          <w:sz w:val="28"/>
-          <w:szCs w:val="28"/>
-        </w:rPr>
-        <w:t>Название кафедры</w:t>
+        <w:t>МоЭВМ</w:t>
       </w:r>
     </w:p>
     <w:p>
@@ -2509,7 +2507,7 @@
     </w:r>
     <w:r>
       <w:rPr/>
-      <w:t>7</w:t>
+      <w:t>9</w:t>
     </w:r>
     <w:r>
       <w:rPr/>

--- a/lab1/piaa.docx
+++ b/lab1/piaa.docx
@@ -1100,7 +1100,16 @@
           <w:sz w:val="28"/>
           <w:szCs w:val="28"/>
         </w:rPr>
-        <w:t>23</w:t>
+        <w:t>2</w:t>
+      </w:r>
+      <w:r>
+        <w:rPr>
+          <w:bCs/>
+          <w:color w:val="000000"/>
+          <w:sz w:val="28"/>
+          <w:szCs w:val="28"/>
+        </w:rPr>
+        <w:t>5</w:t>
       </w:r>
       <w:r>
         <w:br w:type="page"/>
